--- a/CVs/CV_ThiagoLaidler_NuAsset_QuantSpecialist_PT.docx
+++ b/CVs/CV_ThiagoLaidler_NuAsset_QuantSpecialist_PT.docx
@@ -27,7 +27,21 @@
         <w:rPr>
           <w:rFonts w:ascii="Calibri" w:hAnsi="Calibri" w:cs="Calibri"/>
         </w:rPr>
-        <w:t>Analista Quantitativo — Estratégias Sistemáticas, Backtesting e Soluções de Portfólio</w:t>
+        <w:t xml:space="preserve">Analista Quantitativo — Estratégias Sistemáticas, </w:t>
+      </w:r>
+      <w:proofErr w:type="spellStart"/>
+      <w:r>
+        <w:rPr>
+          <w:rFonts w:ascii="Calibri" w:hAnsi="Calibri" w:cs="Calibri"/>
+        </w:rPr>
+        <w:t>Backtesting</w:t>
+      </w:r>
+      <w:proofErr w:type="spellEnd"/>
+      <w:r>
+        <w:rPr>
+          <w:rFonts w:ascii="Calibri" w:hAnsi="Calibri" w:cs="Calibri"/>
+        </w:rPr>
+        <w:t xml:space="preserve"> e Soluções de Portfólio</w:t>
       </w:r>
     </w:p>
     <w:p>
@@ -41,8 +55,86 @@
         <w:rPr>
           <w:rFonts w:ascii="Calibri" w:hAnsi="Calibri" w:cs="Calibri"/>
         </w:rPr>
-        <w:t>Rio de Janeiro, RJ — disponibilidade para São Paulo (modelo híbrido)  |  +55 21 99530-3297  |  thiagolaidler@gmail.com  |  linkedin.com/in/thiago-laidler  |  github.com/TLaidler</w:t>
-      </w:r>
+        <w:t xml:space="preserve">Rio de Janeiro, RJ — disponibilidade para São Paulo (modelo </w:t>
+      </w:r>
+      <w:proofErr w:type="gramStart"/>
+      <w:r>
+        <w:rPr>
+          <w:rFonts w:ascii="Calibri" w:hAnsi="Calibri" w:cs="Calibri"/>
+        </w:rPr>
+        <w:t>híbrido)  |</w:t>
+      </w:r>
+      <w:proofErr w:type="gramEnd"/>
+      <w:r>
+        <w:rPr>
+          <w:rFonts w:ascii="Calibri" w:hAnsi="Calibri" w:cs="Calibri"/>
+        </w:rPr>
+        <w:t>  +55 21 99530-</w:t>
+      </w:r>
+      <w:proofErr w:type="gramStart"/>
+      <w:r>
+        <w:rPr>
+          <w:rFonts w:ascii="Calibri" w:hAnsi="Calibri" w:cs="Calibri"/>
+        </w:rPr>
+        <w:t>3297  |</w:t>
+      </w:r>
+      <w:proofErr w:type="gramEnd"/>
+      <w:r>
+        <w:rPr>
+          <w:rFonts w:ascii="Calibri" w:hAnsi="Calibri" w:cs="Calibri"/>
+        </w:rPr>
+        <w:t xml:space="preserve">  </w:t>
+      </w:r>
+      <w:proofErr w:type="gramStart"/>
+      <w:r>
+        <w:rPr>
+          <w:rFonts w:ascii="Calibri" w:hAnsi="Calibri" w:cs="Calibri"/>
+        </w:rPr>
+        <w:t>thiagolaidler@gmail.com  |</w:t>
+      </w:r>
+      <w:proofErr w:type="gramEnd"/>
+      <w:r>
+        <w:rPr>
+          <w:rFonts w:ascii="Calibri" w:hAnsi="Calibri" w:cs="Calibri"/>
+        </w:rPr>
+        <w:t>  linkedin.com/in/</w:t>
+      </w:r>
+      <w:proofErr w:type="spellStart"/>
+      <w:r>
+        <w:rPr>
+          <w:rFonts w:ascii="Calibri" w:hAnsi="Calibri" w:cs="Calibri"/>
+        </w:rPr>
+        <w:t>thiago-</w:t>
+      </w:r>
+      <w:proofErr w:type="gramStart"/>
+      <w:r>
+        <w:rPr>
+          <w:rFonts w:ascii="Calibri" w:hAnsi="Calibri" w:cs="Calibri"/>
+        </w:rPr>
+        <w:t>laidler</w:t>
+      </w:r>
+      <w:proofErr w:type="spellEnd"/>
+      <w:r>
+        <w:rPr>
+          <w:rFonts w:ascii="Calibri" w:hAnsi="Calibri" w:cs="Calibri"/>
+        </w:rPr>
+        <w:t xml:space="preserve">  |</w:t>
+      </w:r>
+      <w:proofErr w:type="gramEnd"/>
+      <w:r>
+        <w:rPr>
+          <w:rFonts w:ascii="Calibri" w:hAnsi="Calibri" w:cs="Calibri"/>
+        </w:rPr>
+        <w:t>  github.com/</w:t>
+      </w:r>
+      <w:proofErr w:type="spellStart"/>
+      <w:r>
+        <w:rPr>
+          <w:rFonts w:ascii="Calibri" w:hAnsi="Calibri" w:cs="Calibri"/>
+        </w:rPr>
+        <w:t>TLaidler</w:t>
+      </w:r>
+      <w:proofErr w:type="spellEnd"/>
     </w:p>
     <w:p>
       <w:pPr>
@@ -75,7 +167,67 @@
           <w:sz w:val="21"/>
           <w:szCs w:val="21"/>
         </w:rPr>
-        <w:t>Analista quantitativo com 5+ anos de experiência quantitativa combinada (gestora regulada pela CVM desde 2024; pesquisa científica desde 2020), mestre em Astrofísica com machine learning aplicado a séries temporais (Observatório Nacional/MCTI). Atuação em research sistemático, backtesting com validação out-of-sample e infraestrutura analítica em produção</w:t>
+        <w:t xml:space="preserve">Analista quantitativo com 5+ anos de experiência quantitativa combinada (gestora regulada pela CVM desde 2024; pesquisa científica desde 2020), mestre em Astrofísica com machine learning aplicado a séries temporais (Observatório Nacional/MCTI). Atuação em </w:t>
+      </w:r>
+      <w:proofErr w:type="spellStart"/>
+      <w:r>
+        <w:rPr>
+          <w:rFonts w:ascii="Calibri" w:hAnsi="Calibri" w:cs="Calibri"/>
+          <w:color w:val="1A1A1A"/>
+          <w:sz w:val="21"/>
+          <w:szCs w:val="21"/>
+        </w:rPr>
+        <w:t>research</w:t>
+      </w:r>
+      <w:proofErr w:type="spellEnd"/>
+      <w:r>
+        <w:rPr>
+          <w:rFonts w:ascii="Calibri" w:hAnsi="Calibri" w:cs="Calibri"/>
+          <w:color w:val="1A1A1A"/>
+          <w:sz w:val="21"/>
+          <w:szCs w:val="21"/>
+        </w:rPr>
+        <w:t xml:space="preserve"> sistemático, </w:t>
+      </w:r>
+      <w:proofErr w:type="spellStart"/>
+      <w:r>
+        <w:rPr>
+          <w:rFonts w:ascii="Calibri" w:hAnsi="Calibri" w:cs="Calibri"/>
+          <w:color w:val="1A1A1A"/>
+          <w:sz w:val="21"/>
+          <w:szCs w:val="21"/>
+        </w:rPr>
+        <w:t>backtesting</w:t>
+      </w:r>
+      <w:proofErr w:type="spellEnd"/>
+      <w:r>
+        <w:rPr>
+          <w:rFonts w:ascii="Calibri" w:hAnsi="Calibri" w:cs="Calibri"/>
+          <w:color w:val="1A1A1A"/>
+          <w:sz w:val="21"/>
+          <w:szCs w:val="21"/>
+        </w:rPr>
+        <w:t xml:space="preserve"> com validação out-</w:t>
+      </w:r>
+      <w:proofErr w:type="spellStart"/>
+      <w:r>
+        <w:rPr>
+          <w:rFonts w:ascii="Calibri" w:hAnsi="Calibri" w:cs="Calibri"/>
+          <w:color w:val="1A1A1A"/>
+          <w:sz w:val="21"/>
+          <w:szCs w:val="21"/>
+        </w:rPr>
+        <w:t>of</w:t>
+      </w:r>
+      <w:proofErr w:type="spellEnd"/>
+      <w:r>
+        <w:rPr>
+          <w:rFonts w:ascii="Calibri" w:hAnsi="Calibri" w:cs="Calibri"/>
+          <w:color w:val="1A1A1A"/>
+          <w:sz w:val="21"/>
+          <w:szCs w:val="21"/>
+        </w:rPr>
+        <w:t>-sample e infraestrutura analítica em produção</w:t>
       </w:r>
       <w:r>
         <w:rPr>
@@ -93,7 +245,67 @@
           <w:sz w:val="21"/>
           <w:szCs w:val="21"/>
         </w:rPr>
-        <w:t xml:space="preserve"> incluindo replicação e validação de pesquisa acadêmica quantitativa (metodologia López de Prado) e ferramentas de research assistidas por IA/LLMs. Experiência com mercados brasileiros: renda fixa e duration, futuros e swaps (B3), indicadores BACEN. Certificação CEA-ANBIMA.</w:t>
+        <w:t xml:space="preserve"> incluindo replicação e validação de pesquisa acadêmica quantitativa (metodologia López de Prado) e ferramentas de </w:t>
+      </w:r>
+      <w:proofErr w:type="spellStart"/>
+      <w:r>
+        <w:rPr>
+          <w:rFonts w:ascii="Calibri" w:hAnsi="Calibri" w:cs="Calibri"/>
+          <w:color w:val="1A1A1A"/>
+          <w:sz w:val="21"/>
+          <w:szCs w:val="21"/>
+        </w:rPr>
+        <w:t>research</w:t>
+      </w:r>
+      <w:proofErr w:type="spellEnd"/>
+      <w:r>
+        <w:rPr>
+          <w:rFonts w:ascii="Calibri" w:hAnsi="Calibri" w:cs="Calibri"/>
+          <w:color w:val="1A1A1A"/>
+          <w:sz w:val="21"/>
+          <w:szCs w:val="21"/>
+        </w:rPr>
+        <w:t xml:space="preserve"> assistidas por IA/</w:t>
+      </w:r>
+      <w:proofErr w:type="spellStart"/>
+      <w:r>
+        <w:rPr>
+          <w:rFonts w:ascii="Calibri" w:hAnsi="Calibri" w:cs="Calibri"/>
+          <w:color w:val="1A1A1A"/>
+          <w:sz w:val="21"/>
+          <w:szCs w:val="21"/>
+        </w:rPr>
+        <w:t>LLMs</w:t>
+      </w:r>
+      <w:proofErr w:type="spellEnd"/>
+      <w:r>
+        <w:rPr>
+          <w:rFonts w:ascii="Calibri" w:hAnsi="Calibri" w:cs="Calibri"/>
+          <w:color w:val="1A1A1A"/>
+          <w:sz w:val="21"/>
+          <w:szCs w:val="21"/>
+        </w:rPr>
+        <w:t xml:space="preserve">. Experiência com mercados brasileiros: renda fixa e </w:t>
+      </w:r>
+      <w:proofErr w:type="spellStart"/>
+      <w:r>
+        <w:rPr>
+          <w:rFonts w:ascii="Calibri" w:hAnsi="Calibri" w:cs="Calibri"/>
+          <w:color w:val="1A1A1A"/>
+          <w:sz w:val="21"/>
+          <w:szCs w:val="21"/>
+        </w:rPr>
+        <w:t>duration</w:t>
+      </w:r>
+      <w:proofErr w:type="spellEnd"/>
+      <w:r>
+        <w:rPr>
+          <w:rFonts w:ascii="Calibri" w:hAnsi="Calibri" w:cs="Calibri"/>
+          <w:color w:val="1A1A1A"/>
+          <w:sz w:val="21"/>
+          <w:szCs w:val="21"/>
+        </w:rPr>
+        <w:t>, futuros e swaps (B3), indicadores BACEN. Certificação CEA-ANBIMA.</w:t>
       </w:r>
     </w:p>
     <w:p>
@@ -125,6 +337,7 @@
           <w:szCs w:val="21"/>
         </w:rPr>
       </w:pPr>
+      <w:proofErr w:type="spellStart"/>
       <w:r>
         <w:rPr>
           <w:rFonts w:ascii="Calibri" w:eastAsia="Times New Roman" w:hAnsi="Calibri" w:cs="Calibri"/>
@@ -134,16 +347,128 @@
           <w:sz w:val="21"/>
           <w:szCs w:val="21"/>
         </w:rPr>
-        <w:t>Research quantitativo:</w:t>
-      </w:r>
-      <w:r>
-        <w:rPr>
-          <w:rFonts w:ascii="Calibri" w:eastAsia="Times New Roman" w:hAnsi="Calibri" w:cs="Calibri"/>
-          <w:color w:val="1A1A1A"/>
-          <w:sz w:val="21"/>
-          <w:szCs w:val="21"/>
-        </w:rPr>
-        <w:t xml:space="preserve"> backtesting com custos e restrições realistas, validação out-of-sample (purged/combinatorial CV, Deflated Sharpe), otimização e alocação de portfólio, séries temporais, Monte Carlo</w:t>
+        <w:t>Research</w:t>
+      </w:r>
+      <w:proofErr w:type="spellEnd"/>
+      <w:r>
+        <w:rPr>
+          <w:rFonts w:ascii="Calibri" w:eastAsia="Times New Roman" w:hAnsi="Calibri" w:cs="Calibri"/>
+          <w:b/>
+          <w:bCs/>
+          <w:color w:val="1A1A1A"/>
+          <w:sz w:val="21"/>
+          <w:szCs w:val="21"/>
+        </w:rPr>
+        <w:t xml:space="preserve"> quantitativo:</w:t>
+      </w:r>
+      <w:r>
+        <w:rPr>
+          <w:rFonts w:ascii="Calibri" w:eastAsia="Times New Roman" w:hAnsi="Calibri" w:cs="Calibri"/>
+          <w:color w:val="1A1A1A"/>
+          <w:sz w:val="21"/>
+          <w:szCs w:val="21"/>
+        </w:rPr>
+        <w:t xml:space="preserve"> </w:t>
+      </w:r>
+      <w:proofErr w:type="spellStart"/>
+      <w:r>
+        <w:rPr>
+          <w:rFonts w:ascii="Calibri" w:eastAsia="Times New Roman" w:hAnsi="Calibri" w:cs="Calibri"/>
+          <w:color w:val="1A1A1A"/>
+          <w:sz w:val="21"/>
+          <w:szCs w:val="21"/>
+        </w:rPr>
+        <w:t>backtesting</w:t>
+      </w:r>
+      <w:proofErr w:type="spellEnd"/>
+      <w:r>
+        <w:rPr>
+          <w:rFonts w:ascii="Calibri" w:eastAsia="Times New Roman" w:hAnsi="Calibri" w:cs="Calibri"/>
+          <w:color w:val="1A1A1A"/>
+          <w:sz w:val="21"/>
+          <w:szCs w:val="21"/>
+        </w:rPr>
+        <w:t xml:space="preserve"> com custos e restrições realistas, validação out-</w:t>
+      </w:r>
+      <w:proofErr w:type="spellStart"/>
+      <w:r>
+        <w:rPr>
+          <w:rFonts w:ascii="Calibri" w:eastAsia="Times New Roman" w:hAnsi="Calibri" w:cs="Calibri"/>
+          <w:color w:val="1A1A1A"/>
+          <w:sz w:val="21"/>
+          <w:szCs w:val="21"/>
+        </w:rPr>
+        <w:t>of</w:t>
+      </w:r>
+      <w:proofErr w:type="spellEnd"/>
+      <w:r>
+        <w:rPr>
+          <w:rFonts w:ascii="Calibri" w:eastAsia="Times New Roman" w:hAnsi="Calibri" w:cs="Calibri"/>
+          <w:color w:val="1A1A1A"/>
+          <w:sz w:val="21"/>
+          <w:szCs w:val="21"/>
+        </w:rPr>
+        <w:t>-sample (</w:t>
+      </w:r>
+      <w:proofErr w:type="spellStart"/>
+      <w:r>
+        <w:rPr>
+          <w:rFonts w:ascii="Calibri" w:eastAsia="Times New Roman" w:hAnsi="Calibri" w:cs="Calibri"/>
+          <w:color w:val="1A1A1A"/>
+          <w:sz w:val="21"/>
+          <w:szCs w:val="21"/>
+        </w:rPr>
+        <w:t>purged</w:t>
+      </w:r>
+      <w:proofErr w:type="spellEnd"/>
+      <w:r>
+        <w:rPr>
+          <w:rFonts w:ascii="Calibri" w:eastAsia="Times New Roman" w:hAnsi="Calibri" w:cs="Calibri"/>
+          <w:color w:val="1A1A1A"/>
+          <w:sz w:val="21"/>
+          <w:szCs w:val="21"/>
+        </w:rPr>
+        <w:t>/</w:t>
+      </w:r>
+      <w:proofErr w:type="spellStart"/>
+      <w:r>
+        <w:rPr>
+          <w:rFonts w:ascii="Calibri" w:eastAsia="Times New Roman" w:hAnsi="Calibri" w:cs="Calibri"/>
+          <w:color w:val="1A1A1A"/>
+          <w:sz w:val="21"/>
+          <w:szCs w:val="21"/>
+        </w:rPr>
+        <w:t>combinatorial</w:t>
+      </w:r>
+      <w:proofErr w:type="spellEnd"/>
+      <w:r>
+        <w:rPr>
+          <w:rFonts w:ascii="Calibri" w:eastAsia="Times New Roman" w:hAnsi="Calibri" w:cs="Calibri"/>
+          <w:color w:val="1A1A1A"/>
+          <w:sz w:val="21"/>
+          <w:szCs w:val="21"/>
+        </w:rPr>
+        <w:t xml:space="preserve"> CV, </w:t>
+      </w:r>
+      <w:proofErr w:type="spellStart"/>
+      <w:r>
+        <w:rPr>
+          <w:rFonts w:ascii="Calibri" w:eastAsia="Times New Roman" w:hAnsi="Calibri" w:cs="Calibri"/>
+          <w:color w:val="1A1A1A"/>
+          <w:sz w:val="21"/>
+          <w:szCs w:val="21"/>
+        </w:rPr>
+        <w:t>Deflated</w:t>
+      </w:r>
+      <w:proofErr w:type="spellEnd"/>
+      <w:r>
+        <w:rPr>
+          <w:rFonts w:ascii="Calibri" w:eastAsia="Times New Roman" w:hAnsi="Calibri" w:cs="Calibri"/>
+          <w:color w:val="1A1A1A"/>
+          <w:sz w:val="21"/>
+          <w:szCs w:val="21"/>
+        </w:rPr>
+        <w:t xml:space="preserve"> Sharpe), otimização e alocação de portfólio, séries temporais, Monte Carlo</w:t>
       </w:r>
     </w:p>
     <w:p>
@@ -162,6 +487,7 @@
           <w:lang w:val="en-US"/>
         </w:rPr>
       </w:pPr>
+      <w:proofErr w:type="spellStart"/>
       <w:r>
         <w:rPr>
           <w:rFonts w:ascii="Calibri" w:eastAsia="Times New Roman" w:hAnsi="Calibri" w:cs="Calibri"/>
@@ -172,17 +498,74 @@
           <w:szCs w:val="21"/>
           <w:lang w:val="en-US"/>
         </w:rPr>
-        <w:t>Programação:</w:t>
-      </w:r>
-      <w:r>
-        <w:rPr>
-          <w:rFonts w:ascii="Calibri" w:eastAsia="Times New Roman" w:hAnsi="Calibri" w:cs="Calibri"/>
+        <w:t>Programação</w:t>
+      </w:r>
+      <w:proofErr w:type="spellEnd"/>
+      <w:r>
+        <w:rPr>
+          <w:rFonts w:ascii="Calibri" w:eastAsia="Times New Roman" w:hAnsi="Calibri" w:cs="Calibri"/>
+          <w:b/>
+          <w:bCs/>
           <w:color w:val="1A1A1A"/>
           <w:sz w:val="21"/>
           <w:szCs w:val="21"/>
           <w:lang w:val="en-US"/>
         </w:rPr>
-        <w:t xml:space="preserve"> Python (pandas, NumPy, SciPy, statsmodels, scikit-learn, PyTorch), SQL, Git</w:t>
+        <w:t>:</w:t>
+      </w:r>
+      <w:r>
+        <w:rPr>
+          <w:rFonts w:ascii="Calibri" w:eastAsia="Times New Roman" w:hAnsi="Calibri" w:cs="Calibri"/>
+          <w:color w:val="1A1A1A"/>
+          <w:sz w:val="21"/>
+          <w:szCs w:val="21"/>
+          <w:lang w:val="en-US"/>
+        </w:rPr>
+        <w:t xml:space="preserve"> Python (pandas, NumPy, SciPy, </w:t>
+      </w:r>
+      <w:proofErr w:type="spellStart"/>
+      <w:r>
+        <w:rPr>
+          <w:rFonts w:ascii="Calibri" w:eastAsia="Times New Roman" w:hAnsi="Calibri" w:cs="Calibri"/>
+          <w:color w:val="1A1A1A"/>
+          <w:sz w:val="21"/>
+          <w:szCs w:val="21"/>
+          <w:lang w:val="en-US"/>
+        </w:rPr>
+        <w:t>statsmodels</w:t>
+      </w:r>
+      <w:proofErr w:type="spellEnd"/>
+      <w:r>
+        <w:rPr>
+          <w:rFonts w:ascii="Calibri" w:eastAsia="Times New Roman" w:hAnsi="Calibri" w:cs="Calibri"/>
+          <w:color w:val="1A1A1A"/>
+          <w:sz w:val="21"/>
+          <w:szCs w:val="21"/>
+          <w:lang w:val="en-US"/>
+        </w:rPr>
+        <w:t xml:space="preserve">, scikit-learn, </w:t>
+      </w:r>
+      <w:proofErr w:type="spellStart"/>
+      <w:r>
+        <w:rPr>
+          <w:rFonts w:ascii="Calibri" w:eastAsia="Times New Roman" w:hAnsi="Calibri" w:cs="Calibri"/>
+          <w:color w:val="1A1A1A"/>
+          <w:sz w:val="21"/>
+          <w:szCs w:val="21"/>
+          <w:lang w:val="en-US"/>
+        </w:rPr>
+        <w:t>PyTorch</w:t>
+      </w:r>
+      <w:proofErr w:type="spellEnd"/>
+      <w:r>
+        <w:rPr>
+          <w:rFonts w:ascii="Calibri" w:eastAsia="Times New Roman" w:hAnsi="Calibri" w:cs="Calibri"/>
+          <w:color w:val="1A1A1A"/>
+          <w:sz w:val="21"/>
+          <w:szCs w:val="21"/>
+          <w:lang w:val="en-US"/>
+        </w:rPr>
+        <w:t>), SQL, Git</w:t>
       </w:r>
     </w:p>
     <w:p>
@@ -218,7 +601,107 @@
           <w:sz w:val="21"/>
           <w:szCs w:val="21"/>
         </w:rPr>
-        <w:t xml:space="preserve"> pipelines ETL em nuvem (Azure Functions, Cosmos DB, SQL Server), qualidade e auditabilidade de dados, disciplina de documentação, testes e code review (pytest, ruff, mypy)</w:t>
+        <w:t xml:space="preserve"> pipelines ETL em nuvem (Azure </w:t>
+      </w:r>
+      <w:proofErr w:type="spellStart"/>
+      <w:r>
+        <w:rPr>
+          <w:rFonts w:ascii="Calibri" w:eastAsia="Times New Roman" w:hAnsi="Calibri" w:cs="Calibri"/>
+          <w:color w:val="1A1A1A"/>
+          <w:sz w:val="21"/>
+          <w:szCs w:val="21"/>
+        </w:rPr>
+        <w:t>Functions</w:t>
+      </w:r>
+      <w:proofErr w:type="spellEnd"/>
+      <w:r>
+        <w:rPr>
+          <w:rFonts w:ascii="Calibri" w:eastAsia="Times New Roman" w:hAnsi="Calibri" w:cs="Calibri"/>
+          <w:color w:val="1A1A1A"/>
+          <w:sz w:val="21"/>
+          <w:szCs w:val="21"/>
+        </w:rPr>
+        <w:t xml:space="preserve">, Cosmos DB, SQL Server), qualidade e auditabilidade de dados, disciplina de documentação, testes e </w:t>
+      </w:r>
+      <w:proofErr w:type="spellStart"/>
+      <w:r>
+        <w:rPr>
+          <w:rFonts w:ascii="Calibri" w:eastAsia="Times New Roman" w:hAnsi="Calibri" w:cs="Calibri"/>
+          <w:color w:val="1A1A1A"/>
+          <w:sz w:val="21"/>
+          <w:szCs w:val="21"/>
+        </w:rPr>
+        <w:t>code</w:t>
+      </w:r>
+      <w:proofErr w:type="spellEnd"/>
+      <w:r>
+        <w:rPr>
+          <w:rFonts w:ascii="Calibri" w:eastAsia="Times New Roman" w:hAnsi="Calibri" w:cs="Calibri"/>
+          <w:color w:val="1A1A1A"/>
+          <w:sz w:val="21"/>
+          <w:szCs w:val="21"/>
+        </w:rPr>
+        <w:t xml:space="preserve"> review (</w:t>
+      </w:r>
+      <w:proofErr w:type="spellStart"/>
+      <w:r>
+        <w:rPr>
+          <w:rFonts w:ascii="Calibri" w:eastAsia="Times New Roman" w:hAnsi="Calibri" w:cs="Calibri"/>
+          <w:color w:val="1A1A1A"/>
+          <w:sz w:val="21"/>
+          <w:szCs w:val="21"/>
+        </w:rPr>
+        <w:t>pytest</w:t>
+      </w:r>
+      <w:proofErr w:type="spellEnd"/>
+      <w:r>
+        <w:rPr>
+          <w:rFonts w:ascii="Calibri" w:eastAsia="Times New Roman" w:hAnsi="Calibri" w:cs="Calibri"/>
+          <w:color w:val="1A1A1A"/>
+          <w:sz w:val="21"/>
+          <w:szCs w:val="21"/>
+        </w:rPr>
+        <w:t xml:space="preserve">, </w:t>
+      </w:r>
+      <w:proofErr w:type="spellStart"/>
+      <w:r>
+        <w:rPr>
+          <w:rFonts w:ascii="Calibri" w:eastAsia="Times New Roman" w:hAnsi="Calibri" w:cs="Calibri"/>
+          <w:color w:val="1A1A1A"/>
+          <w:sz w:val="21"/>
+          <w:szCs w:val="21"/>
+        </w:rPr>
+        <w:t>ruff</w:t>
+      </w:r>
+      <w:proofErr w:type="spellEnd"/>
+      <w:r>
+        <w:rPr>
+          <w:rFonts w:ascii="Calibri" w:eastAsia="Times New Roman" w:hAnsi="Calibri" w:cs="Calibri"/>
+          <w:color w:val="1A1A1A"/>
+          <w:sz w:val="21"/>
+          <w:szCs w:val="21"/>
+        </w:rPr>
+        <w:t xml:space="preserve">, </w:t>
+      </w:r>
+      <w:proofErr w:type="spellStart"/>
+      <w:r>
+        <w:rPr>
+          <w:rFonts w:ascii="Calibri" w:eastAsia="Times New Roman" w:hAnsi="Calibri" w:cs="Calibri"/>
+          <w:color w:val="1A1A1A"/>
+          <w:sz w:val="21"/>
+          <w:szCs w:val="21"/>
+        </w:rPr>
+        <w:t>mypy</w:t>
+      </w:r>
+      <w:proofErr w:type="spellEnd"/>
+      <w:r>
+        <w:rPr>
+          <w:rFonts w:ascii="Calibri" w:eastAsia="Times New Roman" w:hAnsi="Calibri" w:cs="Calibri"/>
+          <w:color w:val="1A1A1A"/>
+          <w:sz w:val="21"/>
+          <w:szCs w:val="21"/>
+        </w:rPr>
+        <w:t>)</w:t>
       </w:r>
     </w:p>
     <w:p>
@@ -254,7 +737,27 @@
           <w:sz w:val="21"/>
           <w:szCs w:val="21"/>
         </w:rPr>
-        <w:t xml:space="preserve"> títulos públicos (NTN-B, LTN) e duration/prazo médio, índices ANBIMA (IMA), derivativos B3 (futuros e swaps), CDI/Selic/IPCA via APIs BACEN, fundos multimercado — base formal da certificação CEA-ANBIMA</w:t>
+        <w:t xml:space="preserve"> títulos públicos (NTN-B, LTN) e </w:t>
+      </w:r>
+      <w:proofErr w:type="spellStart"/>
+      <w:r>
+        <w:rPr>
+          <w:rFonts w:ascii="Calibri" w:eastAsia="Times New Roman" w:hAnsi="Calibri" w:cs="Calibri"/>
+          <w:color w:val="1A1A1A"/>
+          <w:sz w:val="21"/>
+          <w:szCs w:val="21"/>
+        </w:rPr>
+        <w:t>duration</w:t>
+      </w:r>
+      <w:proofErr w:type="spellEnd"/>
+      <w:r>
+        <w:rPr>
+          <w:rFonts w:ascii="Calibri" w:eastAsia="Times New Roman" w:hAnsi="Calibri" w:cs="Calibri"/>
+          <w:color w:val="1A1A1A"/>
+          <w:sz w:val="21"/>
+          <w:szCs w:val="21"/>
+        </w:rPr>
+        <w:t>/prazo médio, índices ANBIMA (IMA), derivativos B3 (futuros e swaps), CDI/Selic/IPCA via APIs BACEN, fundos multimercado — base formal da certificação CEA-ANBIMA</w:t>
       </w:r>
     </w:p>
     <w:p>
@@ -281,16 +784,80 @@
           <w:sz w:val="21"/>
           <w:szCs w:val="21"/>
         </w:rPr>
-        <w:t>IA aplicada a research:</w:t>
-      </w:r>
-      <w:r>
-        <w:rPr>
-          <w:rFonts w:ascii="Calibri" w:eastAsia="Times New Roman" w:hAnsi="Calibri" w:cs="Calibri"/>
-          <w:color w:val="1A1A1A"/>
-          <w:sz w:val="21"/>
-          <w:szCs w:val="21"/>
-        </w:rPr>
-        <w:t xml:space="preserve"> aplicações baseadas em LLMs — sumarização automatizada de notícias, ferramentas internas de produtividade e workflows de engenharia assistidos por IA (Claude Code, Cursor)</w:t>
+        <w:t xml:space="preserve">IA aplicada a </w:t>
+      </w:r>
+      <w:proofErr w:type="spellStart"/>
+      <w:r>
+        <w:rPr>
+          <w:rFonts w:ascii="Calibri" w:eastAsia="Times New Roman" w:hAnsi="Calibri" w:cs="Calibri"/>
+          <w:b/>
+          <w:bCs/>
+          <w:color w:val="1A1A1A"/>
+          <w:sz w:val="21"/>
+          <w:szCs w:val="21"/>
+        </w:rPr>
+        <w:t>research</w:t>
+      </w:r>
+      <w:proofErr w:type="spellEnd"/>
+      <w:r>
+        <w:rPr>
+          <w:rFonts w:ascii="Calibri" w:eastAsia="Times New Roman" w:hAnsi="Calibri" w:cs="Calibri"/>
+          <w:b/>
+          <w:bCs/>
+          <w:color w:val="1A1A1A"/>
+          <w:sz w:val="21"/>
+          <w:szCs w:val="21"/>
+        </w:rPr>
+        <w:t>:</w:t>
+      </w:r>
+      <w:r>
+        <w:rPr>
+          <w:rFonts w:ascii="Calibri" w:eastAsia="Times New Roman" w:hAnsi="Calibri" w:cs="Calibri"/>
+          <w:color w:val="1A1A1A"/>
+          <w:sz w:val="21"/>
+          <w:szCs w:val="21"/>
+        </w:rPr>
+        <w:t xml:space="preserve"> aplicações baseadas em </w:t>
+      </w:r>
+      <w:proofErr w:type="spellStart"/>
+      <w:r>
+        <w:rPr>
+          <w:rFonts w:ascii="Calibri" w:eastAsia="Times New Roman" w:hAnsi="Calibri" w:cs="Calibri"/>
+          <w:color w:val="1A1A1A"/>
+          <w:sz w:val="21"/>
+          <w:szCs w:val="21"/>
+        </w:rPr>
+        <w:t>LLMs</w:t>
+      </w:r>
+      <w:proofErr w:type="spellEnd"/>
+      <w:r>
+        <w:rPr>
+          <w:rFonts w:ascii="Calibri" w:eastAsia="Times New Roman" w:hAnsi="Calibri" w:cs="Calibri"/>
+          <w:color w:val="1A1A1A"/>
+          <w:sz w:val="21"/>
+          <w:szCs w:val="21"/>
+        </w:rPr>
+        <w:t xml:space="preserve"> — sumarização automatizada de notícias, ferramentas internas de produtividade e workflows de engenharia assistidos por IA (Claude </w:t>
+      </w:r>
+      <w:proofErr w:type="spellStart"/>
+      <w:r>
+        <w:rPr>
+          <w:rFonts w:ascii="Calibri" w:eastAsia="Times New Roman" w:hAnsi="Calibri" w:cs="Calibri"/>
+          <w:color w:val="1A1A1A"/>
+          <w:sz w:val="21"/>
+          <w:szCs w:val="21"/>
+        </w:rPr>
+        <w:t>Code</w:t>
+      </w:r>
+      <w:proofErr w:type="spellEnd"/>
+      <w:r>
+        <w:rPr>
+          <w:rFonts w:ascii="Calibri" w:eastAsia="Times New Roman" w:hAnsi="Calibri" w:cs="Calibri"/>
+          <w:color w:val="1A1A1A"/>
+          <w:sz w:val="21"/>
+          <w:szCs w:val="21"/>
+        </w:rPr>
+        <w:t>, Cursor)</w:t>
       </w:r>
     </w:p>
     <w:p>
@@ -317,6 +884,7 @@
           <w:szCs w:val="21"/>
         </w:rPr>
       </w:pPr>
+      <w:proofErr w:type="spellStart"/>
       <w:r>
         <w:rPr>
           <w:rStyle w:val="co1"/>
@@ -324,7 +892,37 @@
           <w:sz w:val="21"/>
           <w:szCs w:val="21"/>
         </w:rPr>
-        <w:t>Transfero Asset Management</w:t>
+        <w:t>Transfero</w:t>
+      </w:r>
+      <w:proofErr w:type="spellEnd"/>
+      <w:r>
+        <w:rPr>
+          <w:rStyle w:val="co1"/>
+          <w:rFonts w:ascii="Calibri" w:hAnsi="Calibri" w:cs="Calibri"/>
+          <w:sz w:val="21"/>
+          <w:szCs w:val="21"/>
+        </w:rPr>
+        <w:t xml:space="preserve"> </w:t>
+      </w:r>
+      <w:proofErr w:type="spellStart"/>
+      <w:r>
+        <w:rPr>
+          <w:rStyle w:val="co1"/>
+          <w:rFonts w:ascii="Calibri" w:hAnsi="Calibri" w:cs="Calibri"/>
+          <w:sz w:val="21"/>
+          <w:szCs w:val="21"/>
+        </w:rPr>
+        <w:t>Asset</w:t>
+      </w:r>
+      <w:proofErr w:type="spellEnd"/>
+      <w:r>
+        <w:rPr>
+          <w:rStyle w:val="co1"/>
+          <w:rFonts w:ascii="Calibri" w:hAnsi="Calibri" w:cs="Calibri"/>
+          <w:sz w:val="21"/>
+          <w:szCs w:val="21"/>
+        </w:rPr>
+        <w:t xml:space="preserve"> Management</w:t>
       </w:r>
       <w:r>
         <w:rPr>
@@ -335,12 +933,21 @@
         </w:rPr>
         <w:t xml:space="preserve"> — gestora de fundos multimercado e ativos digitais, regulada pela CVM </w:t>
       </w:r>
+      <w:proofErr w:type="spellStart"/>
       <w:r>
         <w:rPr>
           <w:rStyle w:val="dt1"/>
           <w:rFonts w:ascii="Calibri" w:hAnsi="Calibri" w:cs="Calibri"/>
         </w:rPr>
-        <w:t>jan/2024 – atual</w:t>
+        <w:t>jan</w:t>
+      </w:r>
+      <w:proofErr w:type="spellEnd"/>
+      <w:r>
+        <w:rPr>
+          <w:rStyle w:val="dt1"/>
+          <w:rFonts w:ascii="Calibri" w:hAnsi="Calibri" w:cs="Calibri"/>
+        </w:rPr>
+        <w:t>/2024 – atual</w:t>
       </w:r>
     </w:p>
     <w:p>
@@ -362,7 +969,31 @@
           <w:sz w:val="21"/>
           <w:szCs w:val="21"/>
         </w:rPr>
-        <w:t>Analista Quantitativo Pleno (abr/2025 – atual)</w:t>
+        <w:t>Analista Quantitativo Pleno (</w:t>
+      </w:r>
+      <w:proofErr w:type="spellStart"/>
+      <w:r>
+        <w:rPr>
+          <w:rFonts w:ascii="Calibri" w:hAnsi="Calibri" w:cs="Calibri"/>
+          <w:i/>
+          <w:iCs/>
+          <w:color w:val="1A1A1A"/>
+          <w:sz w:val="21"/>
+          <w:szCs w:val="21"/>
+        </w:rPr>
+        <w:t>abr</w:t>
+      </w:r>
+      <w:proofErr w:type="spellEnd"/>
+      <w:r>
+        <w:rPr>
+          <w:rFonts w:ascii="Calibri" w:hAnsi="Calibri" w:cs="Calibri"/>
+          <w:i/>
+          <w:iCs/>
+          <w:color w:val="1A1A1A"/>
+          <w:sz w:val="21"/>
+          <w:szCs w:val="21"/>
+        </w:rPr>
+        <w:t>/2025 – atual)</w:t>
       </w:r>
     </w:p>
     <w:p>
@@ -387,7 +1018,67 @@
           <w:sz w:val="21"/>
           <w:szCs w:val="21"/>
         </w:rPr>
-        <w:t>Pesquisa, desenvolvimento e backtesting de estratégias sistemáticas em Python (séries temporais, cointegração, arbitragem estatística), incorporando custos de transação, liquidez e restrições realistas de implementação, com validação out-of-sample robusta.</w:t>
+        <w:t xml:space="preserve">Pesquisa, desenvolvimento e </w:t>
+      </w:r>
+      <w:proofErr w:type="spellStart"/>
+      <w:r>
+        <w:rPr>
+          <w:rFonts w:ascii="Calibri" w:eastAsia="Times New Roman" w:hAnsi="Calibri" w:cs="Calibri"/>
+          <w:color w:val="1A1A1A"/>
+          <w:sz w:val="21"/>
+          <w:szCs w:val="21"/>
+        </w:rPr>
+        <w:t>backtesting</w:t>
+      </w:r>
+      <w:proofErr w:type="spellEnd"/>
+      <w:r>
+        <w:rPr>
+          <w:rFonts w:ascii="Calibri" w:eastAsia="Times New Roman" w:hAnsi="Calibri" w:cs="Calibri"/>
+          <w:color w:val="1A1A1A"/>
+          <w:sz w:val="21"/>
+          <w:szCs w:val="21"/>
+        </w:rPr>
+        <w:t xml:space="preserve"> de estratégias sistemáticas em Python (séries temporais, </w:t>
+      </w:r>
+      <w:proofErr w:type="spellStart"/>
+      <w:r>
+        <w:rPr>
+          <w:rFonts w:ascii="Calibri" w:eastAsia="Times New Roman" w:hAnsi="Calibri" w:cs="Calibri"/>
+          <w:color w:val="1A1A1A"/>
+          <w:sz w:val="21"/>
+          <w:szCs w:val="21"/>
+        </w:rPr>
+        <w:t>cointegração</w:t>
+      </w:r>
+      <w:proofErr w:type="spellEnd"/>
+      <w:r>
+        <w:rPr>
+          <w:rFonts w:ascii="Calibri" w:eastAsia="Times New Roman" w:hAnsi="Calibri" w:cs="Calibri"/>
+          <w:color w:val="1A1A1A"/>
+          <w:sz w:val="21"/>
+          <w:szCs w:val="21"/>
+        </w:rPr>
+        <w:t>, arbitragem estatística), incorporando custos de transação, liquidez e restrições realistas de implementação, com validação out-</w:t>
+      </w:r>
+      <w:proofErr w:type="spellStart"/>
+      <w:r>
+        <w:rPr>
+          <w:rFonts w:ascii="Calibri" w:eastAsia="Times New Roman" w:hAnsi="Calibri" w:cs="Calibri"/>
+          <w:color w:val="1A1A1A"/>
+          <w:sz w:val="21"/>
+          <w:szCs w:val="21"/>
+        </w:rPr>
+        <w:t>of</w:t>
+      </w:r>
+      <w:proofErr w:type="spellEnd"/>
+      <w:r>
+        <w:rPr>
+          <w:rFonts w:ascii="Calibri" w:eastAsia="Times New Roman" w:hAnsi="Calibri" w:cs="Calibri"/>
+          <w:color w:val="1A1A1A"/>
+          <w:sz w:val="21"/>
+          <w:szCs w:val="21"/>
+        </w:rPr>
+        <w:t>-sample robusta.</w:t>
       </w:r>
     </w:p>
     <w:p>
@@ -405,14 +1096,25 @@
           <w:szCs w:val="21"/>
         </w:rPr>
       </w:pPr>
-      <w:r>
-        <w:rPr>
-          <w:rFonts w:ascii="Calibri" w:eastAsia="Times New Roman" w:hAnsi="Calibri" w:cs="Calibri"/>
-          <w:color w:val="1A1A1A"/>
-          <w:sz w:val="21"/>
-          <w:szCs w:val="21"/>
-        </w:rPr>
-        <w:t>Analytics de risco e performance de fundo sistemático com giro anual de ~USD 1 bi, suportando decisões de alocação dos gestores e reporte de compliance.</w:t>
+      <w:proofErr w:type="spellStart"/>
+      <w:r>
+        <w:rPr>
+          <w:rFonts w:ascii="Calibri" w:eastAsia="Times New Roman" w:hAnsi="Calibri" w:cs="Calibri"/>
+          <w:color w:val="1A1A1A"/>
+          <w:sz w:val="21"/>
+          <w:szCs w:val="21"/>
+        </w:rPr>
+        <w:t>Analytics</w:t>
+      </w:r>
+      <w:proofErr w:type="spellEnd"/>
+      <w:r>
+        <w:rPr>
+          <w:rFonts w:ascii="Calibri" w:eastAsia="Times New Roman" w:hAnsi="Calibri" w:cs="Calibri"/>
+          <w:color w:val="1A1A1A"/>
+          <w:sz w:val="21"/>
+          <w:szCs w:val="21"/>
+        </w:rPr>
+        <w:t xml:space="preserve"> de risco e performance de fundo sistemático com giro anual de ~USD 1 bi, suportando decisões de alocação dos gestores e reporte de compliance.</w:t>
       </w:r>
     </w:p>
     <w:p>
@@ -437,7 +1139,27 @@
           <w:sz w:val="21"/>
           <w:szCs w:val="21"/>
         </w:rPr>
-        <w:t>Apoio quantitativo ao hedge cambial via futuros e swaps e ao cálculo de prazo médio (duration) de carteira.</w:t>
+        <w:t>Apoio quantitativo ao hedge cambial via futuros e swaps e ao cálculo de prazo médio (</w:t>
+      </w:r>
+      <w:proofErr w:type="spellStart"/>
+      <w:r>
+        <w:rPr>
+          <w:rFonts w:ascii="Calibri" w:eastAsia="Times New Roman" w:hAnsi="Calibri" w:cs="Calibri"/>
+          <w:color w:val="1A1A1A"/>
+          <w:sz w:val="21"/>
+          <w:szCs w:val="21"/>
+        </w:rPr>
+        <w:t>duration</w:t>
+      </w:r>
+      <w:proofErr w:type="spellEnd"/>
+      <w:r>
+        <w:rPr>
+          <w:rFonts w:ascii="Calibri" w:eastAsia="Times New Roman" w:hAnsi="Calibri" w:cs="Calibri"/>
+          <w:color w:val="1A1A1A"/>
+          <w:sz w:val="21"/>
+          <w:szCs w:val="21"/>
+        </w:rPr>
+        <w:t>) de carteira.</w:t>
       </w:r>
     </w:p>
     <w:p>
@@ -462,7 +1184,47 @@
           <w:sz w:val="21"/>
           <w:szCs w:val="21"/>
         </w:rPr>
-        <w:t>Construção de pipelines de dados reutilizáveis e frameworks analíticos em nuvem (Azure Functions, Cosmos DB, SQL, Python) para analytics de portfólio e NAV, reduzindo tempo de processamento em 60%+ e fortalecendo qualidade e auditabilidade.</w:t>
+        <w:t xml:space="preserve">Construção de pipelines de dados reutilizáveis e frameworks analíticos em nuvem (Azure </w:t>
+      </w:r>
+      <w:proofErr w:type="spellStart"/>
+      <w:r>
+        <w:rPr>
+          <w:rFonts w:ascii="Calibri" w:eastAsia="Times New Roman" w:hAnsi="Calibri" w:cs="Calibri"/>
+          <w:color w:val="1A1A1A"/>
+          <w:sz w:val="21"/>
+          <w:szCs w:val="21"/>
+        </w:rPr>
+        <w:t>Functions</w:t>
+      </w:r>
+      <w:proofErr w:type="spellEnd"/>
+      <w:r>
+        <w:rPr>
+          <w:rFonts w:ascii="Calibri" w:eastAsia="Times New Roman" w:hAnsi="Calibri" w:cs="Calibri"/>
+          <w:color w:val="1A1A1A"/>
+          <w:sz w:val="21"/>
+          <w:szCs w:val="21"/>
+        </w:rPr>
+        <w:t xml:space="preserve">, Cosmos DB, SQL, Python) para </w:t>
+      </w:r>
+      <w:proofErr w:type="spellStart"/>
+      <w:r>
+        <w:rPr>
+          <w:rFonts w:ascii="Calibri" w:eastAsia="Times New Roman" w:hAnsi="Calibri" w:cs="Calibri"/>
+          <w:color w:val="1A1A1A"/>
+          <w:sz w:val="21"/>
+          <w:szCs w:val="21"/>
+        </w:rPr>
+        <w:t>analytics</w:t>
+      </w:r>
+      <w:proofErr w:type="spellEnd"/>
+      <w:r>
+        <w:rPr>
+          <w:rFonts w:ascii="Calibri" w:eastAsia="Times New Roman" w:hAnsi="Calibri" w:cs="Calibri"/>
+          <w:color w:val="1A1A1A"/>
+          <w:sz w:val="21"/>
+          <w:szCs w:val="21"/>
+        </w:rPr>
+        <w:t xml:space="preserve"> de portfólio e NAV, reduzindo tempo de processamento em 60%+ e fortalecendo qualidade e auditabilidade.</w:t>
       </w:r>
     </w:p>
     <w:p>
@@ -509,7 +1271,55 @@
           <w:sz w:val="21"/>
           <w:szCs w:val="21"/>
         </w:rPr>
-        <w:t>Analista de Middle Office — estágio de pós-graduação (jan/2024 – abr/2025)</w:t>
+        <w:t>Analista de Middle Office — estágio de pós-graduação (</w:t>
+      </w:r>
+      <w:proofErr w:type="spellStart"/>
+      <w:r>
+        <w:rPr>
+          <w:rFonts w:ascii="Calibri" w:hAnsi="Calibri" w:cs="Calibri"/>
+          <w:i/>
+          <w:iCs/>
+          <w:color w:val="1A1A1A"/>
+          <w:sz w:val="21"/>
+          <w:szCs w:val="21"/>
+        </w:rPr>
+        <w:t>jan</w:t>
+      </w:r>
+      <w:proofErr w:type="spellEnd"/>
+      <w:r>
+        <w:rPr>
+          <w:rFonts w:ascii="Calibri" w:hAnsi="Calibri" w:cs="Calibri"/>
+          <w:i/>
+          <w:iCs/>
+          <w:color w:val="1A1A1A"/>
+          <w:sz w:val="21"/>
+          <w:szCs w:val="21"/>
+        </w:rPr>
+        <w:t xml:space="preserve">/2024 – </w:t>
+      </w:r>
+      <w:proofErr w:type="spellStart"/>
+      <w:r>
+        <w:rPr>
+          <w:rFonts w:ascii="Calibri" w:hAnsi="Calibri" w:cs="Calibri"/>
+          <w:i/>
+          <w:iCs/>
+          <w:color w:val="1A1A1A"/>
+          <w:sz w:val="21"/>
+          <w:szCs w:val="21"/>
+        </w:rPr>
+        <w:t>abr</w:t>
+      </w:r>
+      <w:proofErr w:type="spellEnd"/>
+      <w:r>
+        <w:rPr>
+          <w:rFonts w:ascii="Calibri" w:hAnsi="Calibri" w:cs="Calibri"/>
+          <w:i/>
+          <w:iCs/>
+          <w:color w:val="1A1A1A"/>
+          <w:sz w:val="21"/>
+          <w:szCs w:val="21"/>
+        </w:rPr>
+        <w:t>/2025)</w:t>
       </w:r>
     </w:p>
     <w:p>
@@ -613,7 +1423,27 @@
           <w:sz w:val="21"/>
           <w:szCs w:val="21"/>
         </w:rPr>
-        <w:t>), com dados sintéticos de simulador físico e validação em evento real fora da amostra; reprodutibilidade com ambientes versionados e auditoria de pipeline.</w:t>
+        <w:t xml:space="preserve">), com dados sintéticos de simulador físico e validação em evento real fora da amostra; reprodutibilidade com ambientes </w:t>
+      </w:r>
+      <w:proofErr w:type="spellStart"/>
+      <w:r>
+        <w:rPr>
+          <w:rFonts w:ascii="Calibri" w:eastAsia="Times New Roman" w:hAnsi="Calibri" w:cs="Calibri"/>
+          <w:color w:val="1A1A1A"/>
+          <w:sz w:val="21"/>
+          <w:szCs w:val="21"/>
+        </w:rPr>
+        <w:t>versionados</w:t>
+      </w:r>
+      <w:proofErr w:type="spellEnd"/>
+      <w:r>
+        <w:rPr>
+          <w:rFonts w:ascii="Calibri" w:eastAsia="Times New Roman" w:hAnsi="Calibri" w:cs="Calibri"/>
+          <w:color w:val="1A1A1A"/>
+          <w:sz w:val="21"/>
+          <w:szCs w:val="21"/>
+        </w:rPr>
+        <w:t xml:space="preserve"> e auditoria de pipeline.</w:t>
       </w:r>
     </w:p>
     <w:p>
@@ -649,7 +1479,23 @@
           <w:rStyle w:val="dt1"/>
           <w:rFonts w:ascii="Calibri" w:hAnsi="Calibri" w:cs="Calibri"/>
         </w:rPr>
-        <w:t>out/2020 – jan/2023</w:t>
+        <w:t xml:space="preserve">out/2020 – </w:t>
+      </w:r>
+      <w:proofErr w:type="spellStart"/>
+      <w:r>
+        <w:rPr>
+          <w:rStyle w:val="dt1"/>
+          <w:rFonts w:ascii="Calibri" w:hAnsi="Calibri" w:cs="Calibri"/>
+        </w:rPr>
+        <w:t>jan</w:t>
+      </w:r>
+      <w:proofErr w:type="spellEnd"/>
+      <w:r>
+        <w:rPr>
+          <w:rStyle w:val="dt1"/>
+          <w:rFonts w:ascii="Calibri" w:hAnsi="Calibri" w:cs="Calibri"/>
+        </w:rPr>
+        <w:t>/2023</w:t>
       </w:r>
     </w:p>
     <w:p>
@@ -674,7 +1520,27 @@
           <w:sz w:val="21"/>
           <w:szCs w:val="21"/>
         </w:rPr>
-        <w:t xml:space="preserve">Coautor de artigo peer-reviewed no </w:t>
+        <w:t xml:space="preserve">Coautor de artigo </w:t>
+      </w:r>
+      <w:proofErr w:type="spellStart"/>
+      <w:r>
+        <w:rPr>
+          <w:rFonts w:ascii="Calibri" w:eastAsia="Times New Roman" w:hAnsi="Calibri" w:cs="Calibri"/>
+          <w:color w:val="1A1A1A"/>
+          <w:sz w:val="21"/>
+          <w:szCs w:val="21"/>
+        </w:rPr>
+        <w:t>peer-reviewed</w:t>
+      </w:r>
+      <w:proofErr w:type="spellEnd"/>
+      <w:r>
+        <w:rPr>
+          <w:rFonts w:ascii="Calibri" w:eastAsia="Times New Roman" w:hAnsi="Calibri" w:cs="Calibri"/>
+          <w:color w:val="1A1A1A"/>
+          <w:sz w:val="21"/>
+          <w:szCs w:val="21"/>
+        </w:rPr>
+        <w:t xml:space="preserve"> no </w:t>
       </w:r>
       <w:r>
         <w:rPr>
@@ -685,7 +1551,103 @@
           <w:sz w:val="21"/>
           <w:szCs w:val="21"/>
         </w:rPr>
-        <w:t>Monthly Notices of the Royal Astronomical Society</w:t>
+        <w:t xml:space="preserve">Monthly </w:t>
+      </w:r>
+      <w:proofErr w:type="spellStart"/>
+      <w:r>
+        <w:rPr>
+          <w:rFonts w:ascii="Calibri" w:eastAsia="Times New Roman" w:hAnsi="Calibri" w:cs="Calibri"/>
+          <w:i/>
+          <w:iCs/>
+          <w:color w:val="1A1A1A"/>
+          <w:sz w:val="21"/>
+          <w:szCs w:val="21"/>
+        </w:rPr>
+        <w:t>Notices</w:t>
+      </w:r>
+      <w:proofErr w:type="spellEnd"/>
+      <w:r>
+        <w:rPr>
+          <w:rFonts w:ascii="Calibri" w:eastAsia="Times New Roman" w:hAnsi="Calibri" w:cs="Calibri"/>
+          <w:i/>
+          <w:iCs/>
+          <w:color w:val="1A1A1A"/>
+          <w:sz w:val="21"/>
+          <w:szCs w:val="21"/>
+        </w:rPr>
+        <w:t xml:space="preserve"> </w:t>
+      </w:r>
+      <w:proofErr w:type="spellStart"/>
+      <w:r>
+        <w:rPr>
+          <w:rFonts w:ascii="Calibri" w:eastAsia="Times New Roman" w:hAnsi="Calibri" w:cs="Calibri"/>
+          <w:i/>
+          <w:iCs/>
+          <w:color w:val="1A1A1A"/>
+          <w:sz w:val="21"/>
+          <w:szCs w:val="21"/>
+        </w:rPr>
+        <w:t>of</w:t>
+      </w:r>
+      <w:proofErr w:type="spellEnd"/>
+      <w:r>
+        <w:rPr>
+          <w:rFonts w:ascii="Calibri" w:eastAsia="Times New Roman" w:hAnsi="Calibri" w:cs="Calibri"/>
+          <w:i/>
+          <w:iCs/>
+          <w:color w:val="1A1A1A"/>
+          <w:sz w:val="21"/>
+          <w:szCs w:val="21"/>
+        </w:rPr>
+        <w:t xml:space="preserve"> </w:t>
+      </w:r>
+      <w:proofErr w:type="spellStart"/>
+      <w:r>
+        <w:rPr>
+          <w:rFonts w:ascii="Calibri" w:eastAsia="Times New Roman" w:hAnsi="Calibri" w:cs="Calibri"/>
+          <w:i/>
+          <w:iCs/>
+          <w:color w:val="1A1A1A"/>
+          <w:sz w:val="21"/>
+          <w:szCs w:val="21"/>
+        </w:rPr>
+        <w:t>the</w:t>
+      </w:r>
+      <w:proofErr w:type="spellEnd"/>
+      <w:r>
+        <w:rPr>
+          <w:rFonts w:ascii="Calibri" w:eastAsia="Times New Roman" w:hAnsi="Calibri" w:cs="Calibri"/>
+          <w:i/>
+          <w:iCs/>
+          <w:color w:val="1A1A1A"/>
+          <w:sz w:val="21"/>
+          <w:szCs w:val="21"/>
+        </w:rPr>
+        <w:t xml:space="preserve"> Royal </w:t>
+      </w:r>
+      <w:proofErr w:type="spellStart"/>
+      <w:r>
+        <w:rPr>
+          <w:rFonts w:ascii="Calibri" w:eastAsia="Times New Roman" w:hAnsi="Calibri" w:cs="Calibri"/>
+          <w:i/>
+          <w:iCs/>
+          <w:color w:val="1A1A1A"/>
+          <w:sz w:val="21"/>
+          <w:szCs w:val="21"/>
+        </w:rPr>
+        <w:t>Astronomical</w:t>
+      </w:r>
+      <w:proofErr w:type="spellEnd"/>
+      <w:r>
+        <w:rPr>
+          <w:rFonts w:ascii="Calibri" w:eastAsia="Times New Roman" w:hAnsi="Calibri" w:cs="Calibri"/>
+          <w:i/>
+          <w:iCs/>
+          <w:color w:val="1A1A1A"/>
+          <w:sz w:val="21"/>
+          <w:szCs w:val="21"/>
+        </w:rPr>
+        <w:t xml:space="preserve"> Society</w:t>
       </w:r>
       <w:r>
         <w:rPr>
@@ -749,6 +1711,7 @@
         </w:rPr>
         <w:t xml:space="preserve"> (López de Prado, </w:t>
       </w:r>
+      <w:proofErr w:type="spellStart"/>
       <w:r>
         <w:rPr>
           <w:rFonts w:ascii="Calibri" w:eastAsia="Times New Roman" w:hAnsi="Calibri" w:cs="Calibri"/>
@@ -758,16 +1721,228 @@
           <w:sz w:val="21"/>
           <w:szCs w:val="21"/>
         </w:rPr>
-        <w:t>Advances in Financial Machine Learning</w:t>
-      </w:r>
-      <w:r>
-        <w:rPr>
-          <w:rFonts w:ascii="Calibri" w:eastAsia="Times New Roman" w:hAnsi="Calibri" w:cs="Calibri"/>
-          <w:color w:val="1A1A1A"/>
-          <w:sz w:val="21"/>
-          <w:szCs w:val="21"/>
-        </w:rPr>
-        <w:t>): implementação completa — dollar bars, triple-barrier labeling, meta-labeling, purged/combinatorial CV, Deflated/Probabilistic Sharpe — com controles rigorosos de leakage e reporte honesto de resultados nulos.</w:t>
+        <w:t>Advances</w:t>
+      </w:r>
+      <w:proofErr w:type="spellEnd"/>
+      <w:r>
+        <w:rPr>
+          <w:rFonts w:ascii="Calibri" w:eastAsia="Times New Roman" w:hAnsi="Calibri" w:cs="Calibri"/>
+          <w:i/>
+          <w:iCs/>
+          <w:color w:val="1A1A1A"/>
+          <w:sz w:val="21"/>
+          <w:szCs w:val="21"/>
+        </w:rPr>
+        <w:t xml:space="preserve"> in Financial Machine Learning</w:t>
+      </w:r>
+      <w:r>
+        <w:rPr>
+          <w:rFonts w:ascii="Calibri" w:eastAsia="Times New Roman" w:hAnsi="Calibri" w:cs="Calibri"/>
+          <w:color w:val="1A1A1A"/>
+          <w:sz w:val="21"/>
+          <w:szCs w:val="21"/>
+        </w:rPr>
+        <w:t xml:space="preserve">): implementação completa — </w:t>
+      </w:r>
+      <w:proofErr w:type="spellStart"/>
+      <w:r>
+        <w:rPr>
+          <w:rFonts w:ascii="Calibri" w:eastAsia="Times New Roman" w:hAnsi="Calibri" w:cs="Calibri"/>
+          <w:color w:val="1A1A1A"/>
+          <w:sz w:val="21"/>
+          <w:szCs w:val="21"/>
+        </w:rPr>
+        <w:t>dollar</w:t>
+      </w:r>
+      <w:proofErr w:type="spellEnd"/>
+      <w:r>
+        <w:rPr>
+          <w:rFonts w:ascii="Calibri" w:eastAsia="Times New Roman" w:hAnsi="Calibri" w:cs="Calibri"/>
+          <w:color w:val="1A1A1A"/>
+          <w:sz w:val="21"/>
+          <w:szCs w:val="21"/>
+        </w:rPr>
+        <w:t xml:space="preserve"> </w:t>
+      </w:r>
+      <w:proofErr w:type="spellStart"/>
+      <w:r>
+        <w:rPr>
+          <w:rFonts w:ascii="Calibri" w:eastAsia="Times New Roman" w:hAnsi="Calibri" w:cs="Calibri"/>
+          <w:color w:val="1A1A1A"/>
+          <w:sz w:val="21"/>
+          <w:szCs w:val="21"/>
+        </w:rPr>
+        <w:t>bars</w:t>
+      </w:r>
+      <w:proofErr w:type="spellEnd"/>
+      <w:r>
+        <w:rPr>
+          <w:rFonts w:ascii="Calibri" w:eastAsia="Times New Roman" w:hAnsi="Calibri" w:cs="Calibri"/>
+          <w:color w:val="1A1A1A"/>
+          <w:sz w:val="21"/>
+          <w:szCs w:val="21"/>
+        </w:rPr>
+        <w:t>, triple-</w:t>
+      </w:r>
+      <w:proofErr w:type="spellStart"/>
+      <w:r>
+        <w:rPr>
+          <w:rFonts w:ascii="Calibri" w:eastAsia="Times New Roman" w:hAnsi="Calibri" w:cs="Calibri"/>
+          <w:color w:val="1A1A1A"/>
+          <w:sz w:val="21"/>
+          <w:szCs w:val="21"/>
+        </w:rPr>
+        <w:t>barrier</w:t>
+      </w:r>
+      <w:proofErr w:type="spellEnd"/>
+      <w:r>
+        <w:rPr>
+          <w:rFonts w:ascii="Calibri" w:eastAsia="Times New Roman" w:hAnsi="Calibri" w:cs="Calibri"/>
+          <w:color w:val="1A1A1A"/>
+          <w:sz w:val="21"/>
+          <w:szCs w:val="21"/>
+        </w:rPr>
+        <w:t xml:space="preserve"> </w:t>
+      </w:r>
+      <w:proofErr w:type="spellStart"/>
+      <w:r>
+        <w:rPr>
+          <w:rFonts w:ascii="Calibri" w:eastAsia="Times New Roman" w:hAnsi="Calibri" w:cs="Calibri"/>
+          <w:color w:val="1A1A1A"/>
+          <w:sz w:val="21"/>
+          <w:szCs w:val="21"/>
+        </w:rPr>
+        <w:t>labeling</w:t>
+      </w:r>
+      <w:proofErr w:type="spellEnd"/>
+      <w:r>
+        <w:rPr>
+          <w:rFonts w:ascii="Calibri" w:eastAsia="Times New Roman" w:hAnsi="Calibri" w:cs="Calibri"/>
+          <w:color w:val="1A1A1A"/>
+          <w:sz w:val="21"/>
+          <w:szCs w:val="21"/>
+        </w:rPr>
+        <w:t>, meta-</w:t>
+      </w:r>
+      <w:proofErr w:type="spellStart"/>
+      <w:r>
+        <w:rPr>
+          <w:rFonts w:ascii="Calibri" w:eastAsia="Times New Roman" w:hAnsi="Calibri" w:cs="Calibri"/>
+          <w:color w:val="1A1A1A"/>
+          <w:sz w:val="21"/>
+          <w:szCs w:val="21"/>
+        </w:rPr>
+        <w:t>labeling</w:t>
+      </w:r>
+      <w:proofErr w:type="spellEnd"/>
+      <w:r>
+        <w:rPr>
+          <w:rFonts w:ascii="Calibri" w:eastAsia="Times New Roman" w:hAnsi="Calibri" w:cs="Calibri"/>
+          <w:color w:val="1A1A1A"/>
+          <w:sz w:val="21"/>
+          <w:szCs w:val="21"/>
+        </w:rPr>
+        <w:t xml:space="preserve">, </w:t>
+      </w:r>
+      <w:proofErr w:type="spellStart"/>
+      <w:r>
+        <w:rPr>
+          <w:rFonts w:ascii="Calibri" w:eastAsia="Times New Roman" w:hAnsi="Calibri" w:cs="Calibri"/>
+          <w:color w:val="1A1A1A"/>
+          <w:sz w:val="21"/>
+          <w:szCs w:val="21"/>
+        </w:rPr>
+        <w:t>purged</w:t>
+      </w:r>
+      <w:proofErr w:type="spellEnd"/>
+      <w:r>
+        <w:rPr>
+          <w:rFonts w:ascii="Calibri" w:eastAsia="Times New Roman" w:hAnsi="Calibri" w:cs="Calibri"/>
+          <w:color w:val="1A1A1A"/>
+          <w:sz w:val="21"/>
+          <w:szCs w:val="21"/>
+        </w:rPr>
+        <w:t>/</w:t>
+      </w:r>
+      <w:proofErr w:type="spellStart"/>
+      <w:r>
+        <w:rPr>
+          <w:rFonts w:ascii="Calibri" w:eastAsia="Times New Roman" w:hAnsi="Calibri" w:cs="Calibri"/>
+          <w:color w:val="1A1A1A"/>
+          <w:sz w:val="21"/>
+          <w:szCs w:val="21"/>
+        </w:rPr>
+        <w:t>combinatorial</w:t>
+      </w:r>
+      <w:proofErr w:type="spellEnd"/>
+      <w:r>
+        <w:rPr>
+          <w:rFonts w:ascii="Calibri" w:eastAsia="Times New Roman" w:hAnsi="Calibri" w:cs="Calibri"/>
+          <w:color w:val="1A1A1A"/>
+          <w:sz w:val="21"/>
+          <w:szCs w:val="21"/>
+        </w:rPr>
+        <w:t xml:space="preserve"> CV, </w:t>
+      </w:r>
+      <w:proofErr w:type="spellStart"/>
+      <w:r>
+        <w:rPr>
+          <w:rFonts w:ascii="Calibri" w:eastAsia="Times New Roman" w:hAnsi="Calibri" w:cs="Calibri"/>
+          <w:color w:val="1A1A1A"/>
+          <w:sz w:val="21"/>
+          <w:szCs w:val="21"/>
+        </w:rPr>
+        <w:t>Deflated</w:t>
+      </w:r>
+      <w:proofErr w:type="spellEnd"/>
+      <w:r>
+        <w:rPr>
+          <w:rFonts w:ascii="Calibri" w:eastAsia="Times New Roman" w:hAnsi="Calibri" w:cs="Calibri"/>
+          <w:color w:val="1A1A1A"/>
+          <w:sz w:val="21"/>
+          <w:szCs w:val="21"/>
+        </w:rPr>
+        <w:t>/</w:t>
+      </w:r>
+      <w:proofErr w:type="spellStart"/>
+      <w:r>
+        <w:rPr>
+          <w:rFonts w:ascii="Calibri" w:eastAsia="Times New Roman" w:hAnsi="Calibri" w:cs="Calibri"/>
+          <w:color w:val="1A1A1A"/>
+          <w:sz w:val="21"/>
+          <w:szCs w:val="21"/>
+        </w:rPr>
+        <w:t>Probabilistic</w:t>
+      </w:r>
+      <w:proofErr w:type="spellEnd"/>
+      <w:r>
+        <w:rPr>
+          <w:rFonts w:ascii="Calibri" w:eastAsia="Times New Roman" w:hAnsi="Calibri" w:cs="Calibri"/>
+          <w:color w:val="1A1A1A"/>
+          <w:sz w:val="21"/>
+          <w:szCs w:val="21"/>
+        </w:rPr>
+        <w:t xml:space="preserve"> Sharpe — com controles rigorosos de </w:t>
+      </w:r>
+      <w:proofErr w:type="spellStart"/>
+      <w:r>
+        <w:rPr>
+          <w:rFonts w:ascii="Calibri" w:eastAsia="Times New Roman" w:hAnsi="Calibri" w:cs="Calibri"/>
+          <w:color w:val="1A1A1A"/>
+          <w:sz w:val="21"/>
+          <w:szCs w:val="21"/>
+        </w:rPr>
+        <w:t>leakage</w:t>
+      </w:r>
+      <w:proofErr w:type="spellEnd"/>
+      <w:r>
+        <w:rPr>
+          <w:rFonts w:ascii="Calibri" w:eastAsia="Times New Roman" w:hAnsi="Calibri" w:cs="Calibri"/>
+          <w:color w:val="1A1A1A"/>
+          <w:sz w:val="21"/>
+          <w:szCs w:val="21"/>
+        </w:rPr>
+        <w:t xml:space="preserve"> e reporte honesto de resultados nulos.</w:t>
       </w:r>
     </w:p>
     <w:p>
@@ -805,32 +1980,67 @@
           <w:sz w:val="21"/>
           <w:szCs w:val="21"/>
         </w:rPr>
-        <w:t xml:space="preserve"> Flask + Pydantic, SAC/PRICE, integração com APIs do BACEN (Selic, IPCA, CDI), testado (pytest) e documentado, validado contra bibliografia de matemática financeira.</w:t>
-      </w:r>
-    </w:p>
-    <w:p>
-      <w:pPr>
-        <w:numPr>
-          <w:ilvl w:val="0"/>
-          <w:numId w:val="6"/>
-        </w:numPr>
-        <w:spacing w:after="40"/>
-        <w:ind w:left="1040"/>
-        <w:rPr>
-          <w:rFonts w:ascii="Calibri" w:eastAsia="Times New Roman" w:hAnsi="Calibri" w:cs="Calibri"/>
-          <w:color w:val="1A1A1A"/>
-          <w:sz w:val="21"/>
-          <w:szCs w:val="21"/>
-        </w:rPr>
-      </w:pPr>
-      <w:r>
-        <w:rPr>
-          <w:rFonts w:ascii="Calibri" w:eastAsia="Times New Roman" w:hAnsi="Calibri" w:cs="Calibri"/>
-          <w:color w:val="1A1A1A"/>
-          <w:sz w:val="21"/>
-          <w:szCs w:val="21"/>
-        </w:rPr>
-        <w:t>Backtest mercado de ações BR: Estudo de estratégias quantitativas + fundamentalista para pessoa física buy and hold (smart beta longo prazo).</w:t>
+        <w:t xml:space="preserve"> </w:t>
+      </w:r>
+      <w:proofErr w:type="spellStart"/>
+      <w:r>
+        <w:rPr>
+          <w:rFonts w:ascii="Calibri" w:eastAsia="Times New Roman" w:hAnsi="Calibri" w:cs="Calibri"/>
+          <w:color w:val="1A1A1A"/>
+          <w:sz w:val="21"/>
+          <w:szCs w:val="21"/>
+        </w:rPr>
+        <w:t>Flask</w:t>
+      </w:r>
+      <w:proofErr w:type="spellEnd"/>
+      <w:r>
+        <w:rPr>
+          <w:rFonts w:ascii="Calibri" w:eastAsia="Times New Roman" w:hAnsi="Calibri" w:cs="Calibri"/>
+          <w:color w:val="1A1A1A"/>
+          <w:sz w:val="21"/>
+          <w:szCs w:val="21"/>
+        </w:rPr>
+        <w:t xml:space="preserve"> + </w:t>
+      </w:r>
+      <w:proofErr w:type="spellStart"/>
+      <w:r>
+        <w:rPr>
+          <w:rFonts w:ascii="Calibri" w:eastAsia="Times New Roman" w:hAnsi="Calibri" w:cs="Calibri"/>
+          <w:color w:val="1A1A1A"/>
+          <w:sz w:val="21"/>
+          <w:szCs w:val="21"/>
+        </w:rPr>
+        <w:t>Pydantic</w:t>
+      </w:r>
+      <w:proofErr w:type="spellEnd"/>
+      <w:r>
+        <w:rPr>
+          <w:rFonts w:ascii="Calibri" w:eastAsia="Times New Roman" w:hAnsi="Calibri" w:cs="Calibri"/>
+          <w:color w:val="1A1A1A"/>
+          <w:sz w:val="21"/>
+          <w:szCs w:val="21"/>
+        </w:rPr>
+        <w:t>, SAC/PRICE, integração com APIs do BACEN (Selic, IPCA, CDI), testado (</w:t>
+      </w:r>
+      <w:proofErr w:type="spellStart"/>
+      <w:r>
+        <w:rPr>
+          <w:rFonts w:ascii="Calibri" w:eastAsia="Times New Roman" w:hAnsi="Calibri" w:cs="Calibri"/>
+          <w:color w:val="1A1A1A"/>
+          <w:sz w:val="21"/>
+          <w:szCs w:val="21"/>
+        </w:rPr>
+        <w:t>pytest</w:t>
+      </w:r>
+      <w:proofErr w:type="spellEnd"/>
+      <w:r>
+        <w:rPr>
+          <w:rFonts w:ascii="Calibri" w:eastAsia="Times New Roman" w:hAnsi="Calibri" w:cs="Calibri"/>
+          <w:color w:val="1A1A1A"/>
+          <w:sz w:val="21"/>
+          <w:szCs w:val="21"/>
+        </w:rPr>
+        <w:t>) e documentado, validado contra bibliografia de matemática financeira.</w:t>
       </w:r>
     </w:p>
     <w:p>
@@ -955,7 +2165,7 @@
           <w:sz w:val="21"/>
           <w:szCs w:val="21"/>
         </w:rPr>
-        <w:t>CEA — Especialista em Investimentos (ANBIMA); Bootcamp Data Science (Santander, 89h)</w:t>
+        <w:t xml:space="preserve">CEA — Especialista em Investimentos (ANBIMA); </w:t>
       </w:r>
     </w:p>
     <w:p>
@@ -973,14 +2183,70 @@
           <w:szCs w:val="21"/>
         </w:rPr>
       </w:pPr>
-      <w:r>
-        <w:rPr>
-          <w:rFonts w:ascii="Calibri" w:eastAsia="Times New Roman" w:hAnsi="Calibri" w:cs="Calibri"/>
-          <w:color w:val="1A1A1A"/>
-          <w:sz w:val="21"/>
-          <w:szCs w:val="21"/>
-        </w:rPr>
-        <w:t>Português (nativo); Inglês fluente (C1 — 1.800h, programa Oxford University Press)</w:t>
+      <w:proofErr w:type="spellStart"/>
+      <w:r>
+        <w:rPr>
+          <w:rFonts w:ascii="Calibri" w:eastAsia="Times New Roman" w:hAnsi="Calibri" w:cs="Calibri"/>
+          <w:color w:val="1A1A1A"/>
+          <w:sz w:val="21"/>
+          <w:szCs w:val="21"/>
+        </w:rPr>
+        <w:t>Bootcamp</w:t>
+      </w:r>
+      <w:proofErr w:type="spellEnd"/>
+      <w:r>
+        <w:rPr>
+          <w:rFonts w:ascii="Calibri" w:eastAsia="Times New Roman" w:hAnsi="Calibri" w:cs="Calibri"/>
+          <w:color w:val="1A1A1A"/>
+          <w:sz w:val="21"/>
+          <w:szCs w:val="21"/>
+        </w:rPr>
+        <w:t xml:space="preserve"> Data Science (Santander, 89h)</w:t>
+      </w:r>
+    </w:p>
+    <w:p>
+      <w:pPr>
+        <w:numPr>
+          <w:ilvl w:val="0"/>
+          <w:numId w:val="8"/>
+        </w:numPr>
+        <w:spacing w:after="40"/>
+        <w:ind w:left="1040"/>
+        <w:rPr>
+          <w:rFonts w:ascii="Calibri" w:eastAsia="Times New Roman" w:hAnsi="Calibri" w:cs="Calibri"/>
+          <w:color w:val="1A1A1A"/>
+          <w:sz w:val="21"/>
+          <w:szCs w:val="21"/>
+        </w:rPr>
+      </w:pPr>
+      <w:r>
+        <w:rPr>
+          <w:rFonts w:ascii="Calibri" w:eastAsia="Times New Roman" w:hAnsi="Calibri" w:cs="Calibri"/>
+          <w:color w:val="1A1A1A"/>
+          <w:sz w:val="21"/>
+          <w:szCs w:val="21"/>
+        </w:rPr>
+        <w:t xml:space="preserve">Português (nativo); Inglês fluente (C1 — 1.800h, programa Oxford </w:t>
+      </w:r>
+      <w:proofErr w:type="spellStart"/>
+      <w:r>
+        <w:rPr>
+          <w:rFonts w:ascii="Calibri" w:eastAsia="Times New Roman" w:hAnsi="Calibri" w:cs="Calibri"/>
+          <w:color w:val="1A1A1A"/>
+          <w:sz w:val="21"/>
+          <w:szCs w:val="21"/>
+        </w:rPr>
+        <w:t>University</w:t>
+      </w:r>
+      <w:proofErr w:type="spellEnd"/>
+      <w:r>
+        <w:rPr>
+          <w:rFonts w:ascii="Calibri" w:eastAsia="Times New Roman" w:hAnsi="Calibri" w:cs="Calibri"/>
+          <w:color w:val="1A1A1A"/>
+          <w:sz w:val="21"/>
+          <w:szCs w:val="21"/>
+        </w:rPr>
+        <w:t xml:space="preserve"> Press)</w:t>
       </w:r>
     </w:p>
     <w:sectPr>
